--- a/report/国际中文教育场景下通用大语言模型评价标准的构建与实证检验_完整稿v2.docx
+++ b/report/国际中文教育场景下通用大语言模型评价标准的构建与实证检验_完整稿v2.docx
@@ -12447,7 +12447,7 @@
           <ns0:sz ns0:val="21"/>
           <ns0:szCs ns0:val="21"/>
         </ns0:rPr>
-        <ns0:t>宾帅、王亚敏、胡韧奋（2025）基于大语言模型的中文语法教学资源生成测评研究。</ns0:t>
+        <ns0:t>宾帅、王亚敏、胡韧奋（2025）基于大语言模型的中文语法教学资源生成测评研究，《世界汉语教学》。</ns0:t>
       </ns0:r>
     </ns0:p>
     <ns0:p ns2:paraId="640C1D97">
@@ -12460,7 +12460,7 @@
           <ns0:sz ns0:val="21"/>
           <ns0:szCs ns0:val="21"/>
         </ns0:rPr>
-        <ns0:t>杜月明、王亚敏、王蕾（2022）汉语水平考试（HSK）阅读文本可读性自动评估研究。</ns0:t>
+        <ns0:t>杜月明、王亚敏、王蕾（2022）汉语水平考试（HSK）阅读文本可读性自动评估研究，《语言文字应用》。</ns0:t>
       </ns0:r>
     </ns0:p>
     <ns0:p ns2:paraId="6AEB546D">
@@ -12473,7 +12473,7 @@
           <ns0:sz ns0:val="21"/>
           <ns0:szCs ns0:val="21"/>
         </ns0:rPr>
-        <ns0:t>江新、宋冰冰、姜悦、翟雨莹（2020）汉语水平考试（HSK）阅读测试文本的可读性分析。</ns0:t>
+        <ns0:t>江新、宋冰冰、姜悦、翟雨莹（2020）汉语水平考试（HSK）阅读测试文本的可读性分析，《中国考试》。</ns0:t>
       </ns0:r>
     </ns0:p>
     <ns0:p ns2:paraId="7C9E63BB">
@@ -12486,7 +12486,7 @@
           <ns0:sz ns0:val="21"/>
           <ns0:szCs ns0:val="21"/>
         </ns0:rPr>
-        <ns0:t>王蕾（2008）可读性公式的内涵及研究范式——兼议对外汉语可读性公式的研究任务。</ns0:t>
+        <ns0:t>王蕾（2008）可读性公式的内涵及研究范式——兼议对外汉语可读性公式的研究任务，《语言教学与研究》。</ns0:t>
       </ns0:r>
     </ns0:p>
     <ns0:p ns2:paraId="7830EAD5">
@@ -12499,7 +12499,7 @@
           <ns0:sz ns0:val="21"/>
           <ns0:szCs ns0:val="21"/>
         </ns0:rPr>
-        <ns0:t>王亚敏、宾帅、赵杨（2025）大语言模型赋能中文二语阅读测试的研发与应用研究。</ns0:t>
+        <ns0:t>王亚敏、宾帅、赵杨（2025）大语言模型赋能中文二语阅读测试的研发与应用研究，《语言教学与研究》。</ns0:t>
       </ns0:r>
     </ns0:p>
     <ns0:p ns2:paraId="7E0811DD">
@@ -12512,7 +12512,7 @@
           <ns0:sz ns0:val="21"/>
           <ns0:szCs ns0:val="21"/>
         </ns0:rPr>
-        <ns0:t>吴思远、于东、江新（2020）汉语文本可读性特征体系构建和效度验证。</ns0:t>
+        <ns0:t>吴思远、于东、江新（2020）汉语文本可读性特征体系构建和效度验证，《世界汉语教学》。</ns0:t>
       </ns0:r>
     </ns0:p>
     <ns0:p ns2:paraId="5CA31D4D">
@@ -12538,7 +12538,7 @@
           <ns0:sz ns0:val="21"/>
           <ns0:szCs ns0:val="21"/>
         </ns0:rPr>
-        <ns0:t>左虹、朱勇（2014）中级欧美留学生汉语文本可读性公式研究。</ns0:t>
+        <ns0:t>左虹、朱勇（2014）中级欧美留学生汉语文本可读性公式研究，《世界汉语教学》。</ns0:t>
       </ns0:r>
     </ns0:p>
     <ns0:p ns2:paraId="421C9A70">
@@ -12577,7 +12577,7 @@
           <ns0:sz ns0:val="21"/>
           <ns0:szCs ns0:val="21"/>
         </ns0:rPr>
-        <ns0:t>Chang, Y., X. Wang, J. Wang, Y. Wu, L. Yang, et al. (2024) A survey on evaluation of large language models. **.</ns0:t>
+        <ns0:t>Chang, Y., X. Wang, J. Wang, Y. Wu, L. Yang, et al. (2024) A survey on evaluation of large language models. *ACM Transactions on Intelligent Systems and Technology*.</ns0:t>
       </ns0:r>
     </ns0:p>
     <ns0:p ns2:paraId="3E48B740">
@@ -12655,7 +12655,7 @@
           <ns0:sz ns0:val="21"/>
           <ns0:szCs ns0:val="21"/>
         </ns0:rPr>
-        <ns0:t>Pack, A., A. Barrett &amp; J. Escalante (2024) Large language models and automated essay scoring of English language learner writing: Insights into validity and reliability. **.</ns0:t>
+        <ns0:t>Pack, A., A. Barrett &amp; J. Escalante (2024) Large language models and automated essay scoring of English language learner writing: Insights into validity and reliability. *Computers and Education: Artificial Intelligence*.</ns0:t>
       </ns0:r>
     </ns0:p>
     <ns0:p ns2:paraId="2C3046E8">
@@ -12681,7 +12681,7 @@
           <ns0:sz ns0:val="21"/>
           <ns0:szCs ns0:val="21"/>
         </ns0:rPr>
-        <ns0:t>Wilson, J. &amp; Y. Huang (2024) Validity of automated essay scores for elementary-age English language learners: Evidence of bias? **.</ns0:t>
+        <ns0:t>Wilson, J. &amp; Y. Huang (2024) Validity of automated essay scores for elementary-age English language learners: Evidence of bias? *Assessing Writing*.</ns0:t>
       </ns0:r>
     </ns0:p>
     <ns0:p ns2:paraId="68C6570E">
@@ -13286,7 +13286,7 @@
                 <ns0:sz ns0:val="18"/>
                 <ns0:szCs ns0:val="18"/>
               </ns0:rPr>
-              <ns0:t>11 个模型的逐题原始输出与得分、汇总表、置信区间与显著性检验、评委信度抽检明细、SCO 相关指标与 GEN 超限词率（review_metrics.json）</ns0:t>
+              <ns0:t>11 个模型的逐题原始输出与得分、汇总表、置信区间与显著性检验、评委信度抽检明细、SCO 相关指标与 GEN 超限词率（analysis_metrics.json）</ns0:t>
             </ns0:r>
           </ns0:p>
         </ns0:tc>

--- a/report/国际中文教育场景下通用大语言模型评价标准的构建与实证检验_完整稿v2.docx
+++ b/report/国际中文教育场景下通用大语言模型评价标准的构建与实证检验_完整稿v2.docx
@@ -12447,7 +12447,7 @@
           <ns0:sz ns0:val="21"/>
           <ns0:szCs ns0:val="21"/>
         </ns0:rPr>
-        <ns0:t>宾帅、王亚敏、胡韧奋（2025）基于大语言模型的中文语法教学资源生成测评研究。</ns0:t>
+        <ns0:t>宾帅、王亚敏、胡韧奋（2025）基于大语言模型的中文语法教学资源生成测评研究，《世界汉语教学》。</ns0:t>
       </ns0:r>
     </ns0:p>
     <ns0:p ns2:paraId="640C1D97">
@@ -12460,7 +12460,7 @@
           <ns0:sz ns0:val="21"/>
           <ns0:szCs ns0:val="21"/>
         </ns0:rPr>
-        <ns0:t>杜月明、王亚敏、王蕾（2022）汉语水平考试（HSK）阅读文本可读性自动评估研究。</ns0:t>
+        <ns0:t>杜月明、王亚敏、王蕾（2022）汉语水平考试（HSK）阅读文本可读性自动评估研究，《语言文字应用》。</ns0:t>
       </ns0:r>
     </ns0:p>
     <ns0:p ns2:paraId="6AEB546D">
@@ -12473,7 +12473,7 @@
           <ns0:sz ns0:val="21"/>
           <ns0:szCs ns0:val="21"/>
         </ns0:rPr>
-        <ns0:t>江新、宋冰冰、姜悦、翟雨莹（2020）汉语水平考试（HSK）阅读测试文本的可读性分析。</ns0:t>
+        <ns0:t>江新、宋冰冰、姜悦、翟雨莹（2020）汉语水平考试（HSK）阅读测试文本的可读性分析，《中国考试》。</ns0:t>
       </ns0:r>
     </ns0:p>
     <ns0:p ns2:paraId="7C9E63BB">
@@ -12486,7 +12486,7 @@
           <ns0:sz ns0:val="21"/>
           <ns0:szCs ns0:val="21"/>
         </ns0:rPr>
-        <ns0:t>王蕾（2008）可读性公式的内涵及研究范式——兼议对外汉语可读性公式的研究任务。</ns0:t>
+        <ns0:t>王蕾（2008）可读性公式的内涵及研究范式——兼议对外汉语可读性公式的研究任务，《语言教学与研究》。</ns0:t>
       </ns0:r>
     </ns0:p>
     <ns0:p ns2:paraId="7830EAD5">
@@ -12499,7 +12499,7 @@
           <ns0:sz ns0:val="21"/>
           <ns0:szCs ns0:val="21"/>
         </ns0:rPr>
-        <ns0:t>王亚敏、宾帅、赵杨（2025）大语言模型赋能中文二语阅读测试的研发与应用研究。</ns0:t>
+        <ns0:t>王亚敏、宾帅、赵杨（2025）大语言模型赋能中文二语阅读测试的研发与应用研究，《语言教学与研究》。</ns0:t>
       </ns0:r>
     </ns0:p>
     <ns0:p ns2:paraId="7E0811DD">
@@ -12512,7 +12512,7 @@
           <ns0:sz ns0:val="21"/>
           <ns0:szCs ns0:val="21"/>
         </ns0:rPr>
-        <ns0:t>吴思远、于东、江新（2020）汉语文本可读性特征体系构建和效度验证。</ns0:t>
+        <ns0:t>吴思远、于东、江新（2020）汉语文本可读性特征体系构建和效度验证，《世界汉语教学》。</ns0:t>
       </ns0:r>
     </ns0:p>
     <ns0:p ns2:paraId="5CA31D4D">
@@ -12538,7 +12538,7 @@
           <ns0:sz ns0:val="21"/>
           <ns0:szCs ns0:val="21"/>
         </ns0:rPr>
-        <ns0:t>左虹、朱勇（2014）中级欧美留学生汉语文本可读性公式研究。</ns0:t>
+        <ns0:t>左虹、朱勇（2014）中级欧美留学生汉语文本可读性公式研究，《世界汉语教学》。</ns0:t>
       </ns0:r>
     </ns0:p>
     <ns0:p ns2:paraId="421C9A70">
@@ -12577,7 +12577,7 @@
           <ns0:sz ns0:val="21"/>
           <ns0:szCs ns0:val="21"/>
         </ns0:rPr>
-        <ns0:t>Chang, Y., X. Wang, J. Wang, Y. Wu, L. Yang, et al. (2024) A survey on evaluation of large language models. **.</ns0:t>
+        <ns0:t>Chang, Y., X. Wang, J. Wang, Y. Wu, L. Yang, et al. (2024) A survey on evaluation of large language models. *ACM Transactions on Intelligent Systems and Technology*.</ns0:t>
       </ns0:r>
     </ns0:p>
     <ns0:p ns2:paraId="3E48B740">
@@ -12655,7 +12655,7 @@
           <ns0:sz ns0:val="21"/>
           <ns0:szCs ns0:val="21"/>
         </ns0:rPr>
-        <ns0:t>Pack, A., A. Barrett &amp; J. Escalante (2024) Large language models and automated essay scoring of English language learner writing: Insights into validity and reliability. **.</ns0:t>
+        <ns0:t>Pack, A., A. Barrett &amp; J. Escalante (2024) Large language models and automated essay scoring of English language learner writing: Insights into validity and reliability. *Computers and Education: Artificial Intelligence*.</ns0:t>
       </ns0:r>
     </ns0:p>
     <ns0:p ns2:paraId="2C3046E8">
@@ -12681,7 +12681,7 @@
           <ns0:sz ns0:val="21"/>
           <ns0:szCs ns0:val="21"/>
         </ns0:rPr>
-        <ns0:t>Wilson, J. &amp; Y. Huang (2024) Validity of automated essay scores for elementary-age English language learners: Evidence of bias? **.</ns0:t>
+        <ns0:t>Wilson, J. &amp; Y. Huang (2024) Validity of automated essay scores for elementary-age English language learners: Evidence of bias? *Assessing Writing*.</ns0:t>
       </ns0:r>
     </ns0:p>
     <ns0:p ns2:paraId="68C6570E">
